--- a/relatorios-pedagogicos/public/modelos/PPI_1_bim.docx
+++ b/relatorios-pedagogicos/public/modelos/PPI_1_bim.docx
@@ -302,22 +302,6 @@
               <w:t>Aluno (a)</w:t>
             </w:r>
           </w:p>
-          <w:p>
-            <w:pPr>
-              <w:spacing w:line="240" w:lineRule="auto"/>
-              <w:rPr>
-                <w:sz w:val="20"/>
-                <w:szCs w:val="20"/>
-              </w:rPr>
-            </w:pPr>
-            <w:r>
-              <w:rPr>
-                <w:sz w:val="20"/>
-                <w:szCs w:val="20"/>
-              </w:rPr>
-              <w:t>{nome}</w:t>
-            </w:r>
-          </w:p>
         </w:tc>
         <w:tc>
           <w:tcPr>
@@ -498,24 +482,6 @@
               <w:t>Ano de Escolaridade</w:t>
             </w:r>
           </w:p>
-          <w:p>
-            <w:pPr>
-              <w:spacing w:line="240" w:lineRule="auto"/>
-              <w:rPr>
-                <w:color w:val="000000" w:themeColor="text1"/>
-                <w:sz w:val="20"/>
-                <w:szCs w:val="20"/>
-              </w:rPr>
-            </w:pPr>
-            <w:r>
-              <w:rPr>
-                <w:color w:val="000000" w:themeColor="text1"/>
-                <w:sz w:val="20"/>
-                <w:szCs w:val="20"/>
-              </w:rPr>
-              <w:t>{ano}</w:t>
-            </w:r>
-          </w:p>
         </w:tc>
         <w:tc>
           <w:tcPr>
@@ -563,24 +529,6 @@
                 <w:szCs w:val="20"/>
               </w:rPr>
               <w:t>Turma</w:t>
-            </w:r>
-          </w:p>
-          <w:p>
-            <w:pPr>
-              <w:spacing w:line="240" w:lineRule="auto"/>
-              <w:rPr>
-                <w:color w:val="000000" w:themeColor="text1"/>
-                <w:sz w:val="20"/>
-                <w:szCs w:val="20"/>
-              </w:rPr>
-            </w:pPr>
-            <w:r>
-              <w:rPr>
-                <w:color w:val="000000" w:themeColor="text1"/>
-                <w:sz w:val="20"/>
-                <w:szCs w:val="20"/>
-              </w:rPr>
-              <w:t>{turma}</w:t>
             </w:r>
           </w:p>
         </w:tc>
@@ -1089,11 +1037,7 @@
                             </wps:spPr>
                             <wps:txbx>
                               <w:txbxContent>
-                                <w:p>
-                                  <w:r>
-                                    <w:t>x</w:t>
-                                  </w:r>
-                                </w:p>
+                                <w:p/>
                               </w:txbxContent>
                             </wps:txbx>
                             <wps:bodyPr rot="0" spcFirstLastPara="0" vertOverflow="overflow" horzOverflow="overflow" vert="horz" wrap="square" lIns="91440" tIns="45720" rIns="91440" bIns="45720" numCol="1" spcCol="0" rtlCol="0" fromWordArt="0" anchor="ctr" anchorCtr="0" forceAA="0" compatLnSpc="1">
@@ -1120,11 +1064,7 @@
                       <v:path arrowok="t"/>
                       <v:textbox>
                         <w:txbxContent>
-                          <w:p>
-                            <w:r>
-                              <w:t>x</w:t>
-                            </w:r>
-                          </w:p>
+                          <w:p/>
                         </w:txbxContent>
                       </v:textbox>
                     </v:rect>
@@ -1273,41 +1213,6 @@
               <w:t>Componente Curricular</w:t>
             </w:r>
           </w:p>
-          <w:p>
-            <w:pPr>
-              <w:spacing w:line="240" w:lineRule="auto"/>
-              <w:rPr>
-                <w:sz w:val="20"/>
-                <w:szCs w:val="20"/>
-              </w:rPr>
-            </w:pPr>
-            <w:r>
-              <w:rPr>
-                <w:color w:val="000000" w:themeColor="text1"/>
-                <w:sz w:val="20"/>
-                <w:szCs w:val="20"/>
-              </w:rPr>
-              <w:t>{</w:t>
-            </w:r>
-            <w:proofErr w:type="spellStart"/>
-            <w:r>
-              <w:rPr>
-                <w:color w:val="000000" w:themeColor="text1"/>
-                <w:sz w:val="20"/>
-                <w:szCs w:val="20"/>
-              </w:rPr>
-              <w:t>materia</w:t>
-            </w:r>
-            <w:proofErr w:type="spellEnd"/>
-            <w:r>
-              <w:rPr>
-                <w:color w:val="000000" w:themeColor="text1"/>
-                <w:sz w:val="20"/>
-                <w:szCs w:val="20"/>
-              </w:rPr>
-              <w:t>}</w:t>
-            </w:r>
-          </w:p>
         </w:tc>
         <w:tc>
           <w:tcPr>
@@ -1366,14 +1271,6 @@
                 <w:szCs w:val="28"/>
               </w:rPr>
             </w:pPr>
-            <w:r>
-              <w:rPr>
-                <w:color w:val="000000" w:themeColor="text1"/>
-                <w:sz w:val="20"/>
-                <w:szCs w:val="20"/>
-              </w:rPr>
-              <w:t>{professor}</w:t>
-            </w:r>
           </w:p>
         </w:tc>
       </w:tr>
@@ -1421,16 +1318,7 @@
           <w:sz w:val="24"/>
           <w:szCs w:val="24"/>
         </w:rPr>
-        <w:t xml:space="preserve">LANO PEDAGÓGICO INDIVIDUALIZADO (PPI)- Ensino Fundamental </w:t>
-      </w:r>
-      <w:proofErr w:type="gramStart"/>
-      <w:r>
-        <w:rPr>
-          <w:rFonts w:ascii="Calibri" w:hAnsi="Calibri"/>
-          <w:sz w:val="24"/>
-          <w:szCs w:val="24"/>
-        </w:rPr>
-        <w:t>–</w:t>
+        <w:t>LANO PEDAGÓGICO INDIVIDUALIZADO (PPI)- Ensino Fundamental –</w:t>
       </w:r>
       <w:r>
         <w:rPr>
@@ -1456,16 +1344,7 @@
           <w:sz w:val="24"/>
           <w:szCs w:val="24"/>
         </w:rPr>
-        <w:t>Ano</w:t>
-      </w:r>
-      <w:proofErr w:type="gramEnd"/>
-      <w:r>
-        <w:rPr>
-          <w:rFonts w:ascii="Calibri" w:hAnsi="Calibri"/>
-          <w:sz w:val="24"/>
-          <w:szCs w:val="24"/>
-        </w:rPr>
-        <w:t xml:space="preserve"> letivo: 202</w:t>
+        <w:t>Ano letivo: 202</w:t>
       </w:r>
       <w:r>
         <w:rPr>
@@ -1567,40 +1446,11 @@
           <w:p>
             <w:pPr>
               <w:spacing w:after="0" w:line="240" w:lineRule="auto"/>
-              <w:jc w:val="both"/>
-              <w:rPr>
-                <w:color w:val="000000" w:themeColor="text1"/>
-              </w:rPr>
-            </w:pPr>
-          </w:p>
-          <w:p>
-            <w:pPr>
-              <w:spacing w:after="0" w:line="240" w:lineRule="auto"/>
               <w:rPr>
                 <w:color w:val="000000" w:themeColor="text1"/>
                 <w:u w:val="single"/>
               </w:rPr>
             </w:pPr>
-            <w:r>
-              <w:rPr>
-                <w:color w:val="000000" w:themeColor="text1"/>
-              </w:rPr>
-              <w:t>{</w:t>
-            </w:r>
-            <w:proofErr w:type="spellStart"/>
-            <w:r>
-              <w:rPr>
-                <w:color w:val="000000" w:themeColor="text1"/>
-              </w:rPr>
-              <w:t>conteudo</w:t>
-            </w:r>
-            <w:proofErr w:type="spellEnd"/>
-            <w:r>
-              <w:rPr>
-                <w:color w:val="000000" w:themeColor="text1"/>
-              </w:rPr>
-              <w:t>}</w:t>
-            </w:r>
           </w:p>
         </w:tc>
       </w:tr>
@@ -2292,15 +2142,7 @@
               <w:t xml:space="preserve">                               </w:t>
             </w:r>
             <w:r>
-              <w:t>Professor(</w:t>
-            </w:r>
-            <w:proofErr w:type="gramStart"/>
-            <w:r>
-              <w:t xml:space="preserve">a)   </w:t>
-            </w:r>
-            <w:proofErr w:type="gramEnd"/>
-            <w:r>
-              <w:t xml:space="preserve">                         </w:t>
+              <w:t xml:space="preserve">Professor(a)                            </w:t>
             </w:r>
             <w:r>
               <w:t xml:space="preserve"> </w:t>
@@ -2315,18 +2157,10 @@
               <w:t xml:space="preserve"> Coordenador(a) Pedagógico</w:t>
             </w:r>
             <w:r>
-              <w:t>(</w:t>
-            </w:r>
-            <w:proofErr w:type="gramStart"/>
-            <w:r>
-              <w:t>a)</w:t>
-            </w:r>
-            <w:r>
-              <w:t xml:space="preserve">   </w:t>
-            </w:r>
-            <w:proofErr w:type="gramEnd"/>
-            <w:r>
-              <w:t xml:space="preserve">             </w:t>
+              <w:t>(a)</w:t>
+            </w:r>
+            <w:r>
+              <w:t xml:space="preserve">                </w:t>
             </w:r>
           </w:p>
         </w:tc>
@@ -3314,6 +3148,7 @@
   <w:style w:type="character" w:default="1" w:styleId="Fontepargpadro">
     <w:name w:val="Default Paragraph Font"/>
     <w:uiPriority w:val="1"/>
+    <w:semiHidden/>
     <w:unhideWhenUsed/>
   </w:style>
   <w:style w:type="table" w:default="1" w:styleId="Tabelanormal">
